--- a/2026 الى 2027/خطط القسم 2027/خطة الفاقد التعليمي -قسم الكيمياء 2027/متابعة خطة تعويض الفاقد التعليمي 2026.docx
+++ b/2026 الى 2027/خطط القسم 2027/خطة الفاقد التعليمي -قسم الكيمياء 2027/متابعة خطة تعويض الفاقد التعليمي 2026.docx
@@ -461,7 +461,7 @@
           <w:rtl/>
           <w:lang w:bidi="ar-QA"/>
         </w:rPr>
-        <w:t>5</w:t>
+        <w:t>6</w:t>
       </w:r>
       <w:r>
         <w:rPr>
